--- a/Weekly Logs/Dave/Week 9.docx
+++ b/Weekly Logs/Dave/Week 9.docx
@@ -1242,37 +1242,9 @@
           <w:tcPr>
             <w:tcW w:w="5063" w:type="dxa"/>
           </w:tcPr>
-          <w:p/>
-        </w:tc>
-      </w:tr>
-      <w:tr>
-        <w:tc>
-          <w:tcPr>
-            <w:tcW w:w="5427" w:type="dxa"/>
-          </w:tcPr>
           <w:p>
-            <w:pPr>
-              <w:rPr>
-                <w:b/>
-                <w:bCs/>
-              </w:rPr>
-            </w:pPr>
-            <w:r>
-              <w:rPr>
-                <w:b/>
-                <w:bCs/>
-              </w:rPr>
-              <w:t>Advisor meetings</w:t>
-            </w:r>
-          </w:p>
-        </w:tc>
-        <w:tc>
-          <w:tcPr>
-            <w:tcW w:w="5063" w:type="dxa"/>
-          </w:tcPr>
-          <w:p>
-            <w:r>
-              <w:t>3</w:t>
+            <w:r>
+              <w:t>2</w:t>
             </w:r>
           </w:p>
         </w:tc>
@@ -1294,7 +1266,7 @@
                 <w:b/>
                 <w:bCs/>
               </w:rPr>
-              <w:t>Research</w:t>
+              <w:t>Advisor meetings</w:t>
             </w:r>
           </w:p>
         </w:tc>
@@ -1304,7 +1276,7 @@
           </w:tcPr>
           <w:p>
             <w:r>
-              <w:t>3h 35m</w:t>
+              <w:t>3</w:t>
             </w:r>
           </w:p>
         </w:tc>
@@ -1326,7 +1298,7 @@
                 <w:b/>
                 <w:bCs/>
               </w:rPr>
-              <w:t>Development</w:t>
+              <w:t>Research</w:t>
             </w:r>
           </w:p>
         </w:tc>
@@ -1336,7 +1308,7 @@
           </w:tcPr>
           <w:p>
             <w:r>
-              <w:t>1</w:t>
+              <w:t>3h 35m</w:t>
             </w:r>
           </w:p>
         </w:tc>
@@ -1358,7 +1330,7 @@
                 <w:b/>
                 <w:bCs/>
               </w:rPr>
-              <w:t>Testing</w:t>
+              <w:t>Development</w:t>
             </w:r>
           </w:p>
         </w:tc>
@@ -1368,7 +1340,7 @@
           </w:tcPr>
           <w:p>
             <w:r>
-              <w:t>2</w:t>
+              <w:t>6h 15m</w:t>
             </w:r>
           </w:p>
         </w:tc>
@@ -1390,7 +1362,7 @@
                 <w:b/>
                 <w:bCs/>
               </w:rPr>
-              <w:t>Documentation</w:t>
+              <w:t>Testing</w:t>
             </w:r>
           </w:p>
         </w:tc>
@@ -1400,7 +1372,7 @@
           </w:tcPr>
           <w:p>
             <w:r>
-              <w:t>7</w:t>
+              <w:t>3</w:t>
             </w:r>
           </w:p>
         </w:tc>
@@ -1422,7 +1394,77 @@
                 <w:b/>
                 <w:bCs/>
               </w:rPr>
+              <w:t>Documentation</w:t>
+            </w:r>
+          </w:p>
+        </w:tc>
+        <w:tc>
+          <w:tcPr>
+            <w:tcW w:w="5063" w:type="dxa"/>
+          </w:tcPr>
+          <w:p>
+            <w:r>
+              <w:t>7</w:t>
+            </w:r>
+            <w:r>
+              <w:t>h 30</w:t>
+            </w:r>
+            <w:r>
+              <w:t>m</w:t>
+            </w:r>
+          </w:p>
+        </w:tc>
+      </w:tr>
+      <w:tr>
+        <w:tc>
+          <w:tcPr>
+            <w:tcW w:w="5427" w:type="dxa"/>
+          </w:tcPr>
+          <w:p>
+            <w:pPr>
+              <w:rPr>
+                <w:b/>
+                <w:bCs/>
+              </w:rPr>
+            </w:pPr>
+            <w:r>
+              <w:rPr>
+                <w:b/>
+                <w:bCs/>
+              </w:rPr>
               <w:t>Logbook preparation</w:t>
+            </w:r>
+          </w:p>
+        </w:tc>
+        <w:tc>
+          <w:tcPr>
+            <w:tcW w:w="5063" w:type="dxa"/>
+          </w:tcPr>
+          <w:p>
+            <w:r>
+              <w:t>1</w:t>
+            </w:r>
+          </w:p>
+        </w:tc>
+      </w:tr>
+      <w:tr>
+        <w:tc>
+          <w:tcPr>
+            <w:tcW w:w="5427" w:type="dxa"/>
+          </w:tcPr>
+          <w:p>
+            <w:pPr>
+              <w:rPr>
+                <w:b/>
+                <w:bCs/>
+              </w:rPr>
+            </w:pPr>
+            <w:r>
+              <w:rPr>
+                <w:b/>
+                <w:bCs/>
+              </w:rPr>
+              <w:t>Other</w:t>
             </w:r>
           </w:p>
         </w:tc>
@@ -1450,7 +1492,7 @@
                 <w:b/>
                 <w:bCs/>
               </w:rPr>
-              <w:t>Other</w:t>
+              <w:t>Total hours for this week</w:t>
             </w:r>
           </w:p>
         </w:tc>
@@ -1458,7 +1500,11 @@
           <w:tcPr>
             <w:tcW w:w="5063" w:type="dxa"/>
           </w:tcPr>
-          <w:p/>
+          <w:p>
+            <w:r>
+              <w:t>34h 20m</w:t>
+            </w:r>
+          </w:p>
         </w:tc>
       </w:tr>
       <w:tr>
@@ -1478,7 +1524,14 @@
                 <w:b/>
                 <w:bCs/>
               </w:rPr>
-              <w:t>Total hours for this week</w:t>
+              <w:t>Running total</w:t>
+            </w:r>
+            <w:r>
+              <w:rPr>
+                <w:b/>
+                <w:bCs/>
+              </w:rPr>
+              <w:t xml:space="preserve"> of hours completed for Capstone</w:t>
             </w:r>
           </w:p>
         </w:tc>
@@ -1486,42 +1539,14 @@
           <w:tcPr>
             <w:tcW w:w="5063" w:type="dxa"/>
           </w:tcPr>
-          <w:p/>
-        </w:tc>
-      </w:tr>
-      <w:tr>
-        <w:tc>
-          <w:tcPr>
-            <w:tcW w:w="5427" w:type="dxa"/>
-          </w:tcPr>
           <w:p>
-            <w:pPr>
-              <w:rPr>
-                <w:b/>
-                <w:bCs/>
-              </w:rPr>
-            </w:pPr>
-            <w:r>
-              <w:rPr>
-                <w:b/>
-                <w:bCs/>
-              </w:rPr>
-              <w:t>Running total</w:t>
-            </w:r>
-            <w:r>
-              <w:rPr>
-                <w:b/>
-                <w:bCs/>
-              </w:rPr>
-              <w:t xml:space="preserve"> of hours completed for Capstone</w:t>
+            <w:r>
+              <w:t>19</w:t>
+            </w:r>
+            <w:r>
+              <w:t>4</w:t>
             </w:r>
           </w:p>
-        </w:tc>
-        <w:tc>
-          <w:tcPr>
-            <w:tcW w:w="5063" w:type="dxa"/>
-          </w:tcPr>
-          <w:p/>
         </w:tc>
       </w:tr>
     </w:tbl>
@@ -1650,13 +1675,18 @@
         </w:rPr>
         <w:t>:</w:t>
       </w:r>
+    </w:p>
+    <w:p>
+      <w:pPr>
+        <w:rPr>
+          <w:lang w:val="en-NZ"/>
+        </w:rPr>
+      </w:pPr>
       <w:r>
         <w:rPr>
-          <w:b/>
-          <w:bCs/>
           <w:lang w:val="en-NZ"/>
         </w:rPr>
-        <w:t xml:space="preserve"> </w:t>
+        <w:t>Friday 10-12pm</w:t>
       </w:r>
     </w:p>
     <w:p>
@@ -2369,6 +2399,7 @@
   <w:style w:type="character" w:default="1" w:styleId="DefaultParagraphFont">
     <w:name w:val="Default Paragraph Font"/>
     <w:uiPriority w:val="1"/>
+    <w:semiHidden/>
     <w:unhideWhenUsed/>
   </w:style>
   <w:style w:type="table" w:default="1" w:styleId="TableNormal">

--- a/Weekly Logs/Dave/Week 9.docx
+++ b/Weekly Logs/Dave/Week 9.docx
@@ -971,7 +971,13 @@
               <w:tab w:val="right" w:leader="dot" w:pos="9016"/>
             </w:tabs>
             <w:rPr>
+              <w:rFonts w:asciiTheme="minorHAnsi" w:eastAsiaTheme="minorEastAsia" w:hAnsiTheme="minorHAnsi"/>
               <w:noProof/>
+              <w:kern w:val="2"/>
+              <w:sz w:val="24"/>
+              <w:szCs w:val="24"/>
+              <w:lang w:val="en-NZ" w:eastAsia="en-NZ"/>
+              <w14:ligatures w14:val="standardContextual"/>
             </w:rPr>
           </w:pPr>
           <w:r>
@@ -983,7 +989,7 @@
           <w:r>
             <w:fldChar w:fldCharType="separate"/>
           </w:r>
-          <w:hyperlink w:anchor="_Toc234932349" w:history="1">
+          <w:hyperlink w:anchor="_Toc240364510" w:history="1">
             <w:r>
               <w:rPr>
                 <w:rStyle w:val="Hyperlink"/>
@@ -1010,7 +1016,7 @@
                 <w:noProof/>
                 <w:webHidden/>
               </w:rPr>
-              <w:instrText xml:space="preserve"> PAGEREF _Toc234932349 \h </w:instrText>
+              <w:instrText xml:space="preserve"> PAGEREF _Toc240364510 \h </w:instrText>
             </w:r>
             <w:r>
               <w:rPr>
@@ -1048,16 +1054,22 @@
               <w:tab w:val="right" w:leader="dot" w:pos="9016"/>
             </w:tabs>
             <w:rPr>
+              <w:rFonts w:asciiTheme="minorHAnsi" w:eastAsiaTheme="minorEastAsia" w:hAnsiTheme="minorHAnsi"/>
               <w:noProof/>
+              <w:kern w:val="2"/>
+              <w:sz w:val="24"/>
+              <w:szCs w:val="24"/>
+              <w:lang w:val="en-NZ" w:eastAsia="en-NZ"/>
+              <w14:ligatures w14:val="standardContextual"/>
             </w:rPr>
           </w:pPr>
-          <w:hyperlink w:anchor="_Toc234932350" w:history="1">
+          <w:hyperlink w:anchor="_Toc240364511" w:history="1">
             <w:r>
               <w:rPr>
                 <w:rStyle w:val="Hyperlink"/>
                 <w:noProof/>
               </w:rPr>
-              <w:t>Discussion</w:t>
+              <w:t>Logbook content notes</w:t>
             </w:r>
             <w:r>
               <w:rPr>
@@ -1078,7 +1090,7 @@
                 <w:noProof/>
                 <w:webHidden/>
               </w:rPr>
-              <w:instrText xml:space="preserve"> PAGEREF _Toc234932350 \h </w:instrText>
+              <w:instrText xml:space="preserve"> PAGEREF _Toc240364511 \h </w:instrText>
             </w:r>
             <w:r>
               <w:rPr>
@@ -1126,7 +1138,7 @@
       <w:pPr>
         <w:pStyle w:val="Heading2"/>
       </w:pPr>
-      <w:bookmarkStart w:id="0" w:name="_Toc234932349"/>
+      <w:bookmarkStart w:id="0" w:name="_Toc240364510"/>
       <w:r>
         <w:t>Table</w:t>
       </w:r>
@@ -1212,7 +1224,7 @@
           </w:tcPr>
           <w:p>
             <w:r>
-              <w:t>8</w:t>
+              <w:t>8h 45m</w:t>
             </w:r>
           </w:p>
         </w:tc>
@@ -1502,7 +1514,7 @@
           </w:tcPr>
           <w:p>
             <w:r>
-              <w:t>34h 20m</w:t>
+              <w:t>35h 5m</w:t>
             </w:r>
           </w:p>
         </w:tc>
@@ -1546,6 +1558,9 @@
             <w:r>
               <w:t>4</w:t>
             </w:r>
+            <w:r>
+              <w:t>h 45m</w:t>
+            </w:r>
           </w:p>
         </w:tc>
       </w:tr>
@@ -1561,9 +1576,11 @@
       <w:pPr>
         <w:pStyle w:val="Heading2"/>
       </w:pPr>
+      <w:bookmarkStart w:id="1" w:name="_Toc240364511"/>
       <w:r>
         <w:t>Logbook content notes</w:t>
       </w:r>
+      <w:bookmarkEnd w:id="1"/>
     </w:p>
     <w:p>
       <w:pPr>
@@ -1598,25 +1615,7 @@
         <w:rPr>
           <w:lang w:val="en-NZ"/>
         </w:rPr>
-        <w:t>0-</w:t>
-      </w:r>
-      <w:r>
-        <w:rPr>
-          <w:lang w:val="en-NZ"/>
-        </w:rPr>
-        <w:t>2:30</w:t>
-      </w:r>
-      <w:r>
-        <w:rPr>
-          <w:lang w:val="en-NZ"/>
-        </w:rPr>
-        <w:t>pm</w:t>
-      </w:r>
-      <w:r>
-        <w:rPr>
-          <w:lang w:val="en-NZ"/>
-        </w:rPr>
-        <w:t xml:space="preserve">: </w:t>
+        <w:t xml:space="preserve">0-2:30pm: Auditing hourly logs, checking up on what everybody has been doing. Making sure everybody has work to do this week. </w:t>
       </w:r>
     </w:p>
     <w:p>
@@ -1629,7 +1628,21 @@
         <w:rPr>
           <w:lang w:val="en-NZ"/>
         </w:rPr>
-        <w:t>Tuesday 10-12pm: Debrief after meeting with Bryce.</w:t>
+        <w:t xml:space="preserve">Tuesday 10-12pm: Debrief after meeting with Bryce, discussing </w:t>
+      </w:r>
+      <w:proofErr w:type="spellStart"/>
+      <w:r>
+        <w:rPr>
+          <w:lang w:val="en-NZ"/>
+        </w:rPr>
+        <w:t>FluffyChat</w:t>
+      </w:r>
+      <w:proofErr w:type="spellEnd"/>
+      <w:r>
+        <w:rPr>
+          <w:lang w:val="en-NZ"/>
+        </w:rPr>
+        <w:t xml:space="preserve"> and the midterm presentation.</w:t>
       </w:r>
     </w:p>
     <w:p>
@@ -1642,13 +1655,60 @@
         <w:rPr>
           <w:lang w:val="en-NZ"/>
         </w:rPr>
-        <w:t xml:space="preserve">Wednesday 2:30-4pm </w:t>
+        <w:t xml:space="preserve">Wednesday 2:30-4pm: Demonstrating </w:t>
       </w:r>
       <w:r>
         <w:rPr>
           <w:lang w:val="en-NZ"/>
         </w:rPr>
-        <w:t>Discussion on mid project progress presentation.</w:t>
+        <w:t xml:space="preserve">mine </w:t>
+      </w:r>
+      <w:r>
+        <w:rPr>
+          <w:lang w:val="en-NZ"/>
+        </w:rPr>
+        <w:t xml:space="preserve">and Sam’s versions of </w:t>
+      </w:r>
+      <w:proofErr w:type="spellStart"/>
+      <w:r>
+        <w:rPr>
+          <w:lang w:val="en-NZ"/>
+        </w:rPr>
+        <w:t>powerpoint</w:t>
+      </w:r>
+      <w:proofErr w:type="spellEnd"/>
+      <w:r>
+        <w:rPr>
+          <w:lang w:val="en-NZ"/>
+        </w:rPr>
+        <w:t xml:space="preserve"> slides and which slides are good. Matt showing his python script for Foremost.</w:t>
+      </w:r>
+    </w:p>
+    <w:p>
+      <w:pPr>
+        <w:rPr>
+          <w:lang w:val="en-NZ"/>
+        </w:rPr>
+      </w:pPr>
+      <w:r>
+        <w:rPr>
+          <w:lang w:val="en-NZ"/>
+        </w:rPr>
+        <w:t xml:space="preserve">Thursday 4:15-5pm: Reviewing Sam’s consolidated version of the </w:t>
+      </w:r>
+      <w:proofErr w:type="spellStart"/>
+      <w:r>
+        <w:rPr>
+          <w:lang w:val="en-NZ"/>
+        </w:rPr>
+        <w:t>powerpoint</w:t>
+      </w:r>
+      <w:proofErr w:type="spellEnd"/>
+      <w:r>
+        <w:rPr>
+          <w:lang w:val="en-NZ"/>
+        </w:rPr>
+        <w:t>.</w:t>
       </w:r>
     </w:p>
     <w:p>
@@ -1686,7 +1746,7 @@
         <w:rPr>
           <w:lang w:val="en-NZ"/>
         </w:rPr>
-        <w:t>Friday 10-12pm</w:t>
+        <w:t>Friday 10-12pm Discussing the upcoming midterm presentation with Geoff</w:t>
       </w:r>
     </w:p>
     <w:p>
@@ -1703,6 +1763,7 @@
           <w:bCs/>
           <w:lang w:val="en-NZ"/>
         </w:rPr>
+        <w:lastRenderedPageBreak/>
         <w:t>Advisor</w:t>
       </w:r>
       <w:r>
@@ -1730,7 +1791,21 @@
         <w:rPr>
           <w:lang w:val="en-NZ"/>
         </w:rPr>
-        <w:t xml:space="preserve"> 9-10:</w:t>
+        <w:t xml:space="preserve"> 9-10: Bryce meeting. Discussing how Foremost works, what we should get the AI to do. Setting up </w:t>
+      </w:r>
+      <w:proofErr w:type="spellStart"/>
+      <w:r>
+        <w:rPr>
+          <w:lang w:val="en-NZ"/>
+        </w:rPr>
+        <w:t>Fluffychat</w:t>
+      </w:r>
+      <w:proofErr w:type="spellEnd"/>
+      <w:r>
+        <w:rPr>
+          <w:lang w:val="en-NZ"/>
+        </w:rPr>
+        <w:t xml:space="preserve"> and making a group.</w:t>
       </w:r>
     </w:p>
     <w:p>
@@ -1743,7 +1818,21 @@
         <w:rPr>
           <w:lang w:val="en-NZ"/>
         </w:rPr>
-        <w:t>Thursday 12-2pm:</w:t>
+        <w:t xml:space="preserve">Thursday 12-2pm: Bryce meeting. Measuring the system impact of the AI, as a possible metric. What a script should handle and what the AI should handle. </w:t>
+      </w:r>
+      <w:proofErr w:type="gramStart"/>
+      <w:r>
+        <w:rPr>
+          <w:lang w:val="en-NZ"/>
+        </w:rPr>
+        <w:t>Its</w:t>
+      </w:r>
+      <w:proofErr w:type="gramEnd"/>
+      <w:r>
+        <w:rPr>
+          <w:lang w:val="en-NZ"/>
+        </w:rPr>
+        <w:t xml:space="preserve"> fine that AI can access the internet for information, as it doesn’t upload anything.</w:t>
       </w:r>
     </w:p>
     <w:p>
